--- a/dist/SUBMISSION_FINAL/Thesis_LuanAn/cd2_chuyen_de_2_mo_hinh_NC.docx
+++ b/dist/SUBMISSION_FINAL/Thesis_LuanAn/cd2_chuyen_de_2_mo_hinh_NC.docx
@@ -1345,7 +1345,121 @@
         <w:pStyle w:val="BodyText"/>
       </w:pPr>
       <w:r>
-        <w:t xml:space="preserve">Mô hình Uppsala cổ điển lại được xây dựng trong bối cảnh tiền số, nên những năm gần đây đã chịu nhiều thách thức khi các doanh nghiệp sinh ra toàn cầu (born-global firms) và doanh nghiệp nền tảng (platform firms) quốc tế hóa nhanh, sớm và không theo trình tự tuần tự truyền thống (Stallkamp &amp; Schotter, 2021; Yang et al., 2025). Luận án này không bác bỏ Uppsala mà</w:t>
+        <w:t xml:space="preserve">Quá trình hoàn thiện mô hình Uppsala không dừng lại ở phiên bản 2009. Trong giai đoạn 2017–2020, ba bản cập nhật quan trọng đã định hình lại hướng phát triển của mô hình. Vahlne và Johanson (2017), trong bản tổng kết</w:t>
+      </w:r>
+      <w:r>
+        <w:t xml:space="preserve"> </w:t>
+      </w:r>
+      <w:r>
+        <w:rPr>
+          <w:iCs/>
+          <w:i/>
+        </w:rPr>
+        <w:t xml:space="preserve">“</w:t>
+      </w:r>
+      <w:r>
+        <w:rPr>
+          <w:iCs/>
+          <w:i/>
+        </w:rPr>
+        <w:t xml:space="preserve">Mô hình Uppsala ở tuổi bốn mươi</w:t>
+      </w:r>
+      <w:r>
+        <w:rPr>
+          <w:iCs/>
+          <w:i/>
+        </w:rPr>
+        <w:t xml:space="preserve">”</w:t>
+      </w:r>
+      <w:r>
+        <w:t xml:space="preserve"> </w:t>
+      </w:r>
+      <w:r>
+        <w:t xml:space="preserve">(JIBS), tái định hình mô hình theo hướng tiến hóa của doanh nghiệp đa quốc gia gắn liền với năng lực động (dynamic capabilities), khẳng định rằng quốc tế hóa không phải là điểm đến mà là một dạng tiến hóa liên tục của tổ chức. Coviello, Kano và Liesch (2017), trong bài</w:t>
+      </w:r>
+      <w:r>
+        <w:t xml:space="preserve"> </w:t>
+      </w:r>
+      <w:r>
+        <w:rPr>
+          <w:iCs/>
+          <w:i/>
+        </w:rPr>
+        <w:t xml:space="preserve">“</w:t>
+      </w:r>
+      <w:r>
+        <w:rPr>
+          <w:iCs/>
+          <w:i/>
+        </w:rPr>
+        <w:t xml:space="preserve">Adapting the Uppsala model to a modern world: Macro-context and microfoundations</w:t>
+      </w:r>
+      <w:r>
+        <w:rPr>
+          <w:iCs/>
+          <w:i/>
+        </w:rPr>
+        <w:t xml:space="preserve">”</w:t>
+      </w:r>
+      <w:r>
+        <w:t xml:space="preserve"> </w:t>
+      </w:r>
+      <w:r>
+        <w:t xml:space="preserve">(JIBS), điều chỉnh mô hình cho bối cảnh đương đại bằng cách kết nối tầng vĩ mô (bối cảnh thể chế và công nghệ) với các nền tảng vi mô (đặc điểm doanh nghiệp và quyết định cá nhân), thừa nhận hiện tượng quốc tế hóa nhanh và quốc tế hóa nền tảng số không vi phạm mà mở rộng phạm vi áp dụng của mô hình. Vahlne (2020), trong bài</w:t>
+      </w:r>
+      <w:r>
+        <w:t xml:space="preserve"> </w:t>
+      </w:r>
+      <w:r>
+        <w:rPr>
+          <w:iCs/>
+          <w:i/>
+        </w:rPr>
+        <w:t xml:space="preserve">“</w:t>
+      </w:r>
+      <w:r>
+        <w:rPr>
+          <w:iCs/>
+          <w:i/>
+        </w:rPr>
+        <w:t xml:space="preserve">Development of the Uppsala model of internationalization process: From internationalization to evolution</w:t>
+      </w:r>
+      <w:r>
+        <w:rPr>
+          <w:iCs/>
+          <w:i/>
+        </w:rPr>
+        <w:t xml:space="preserve">”</w:t>
+      </w:r>
+      <w:r>
+        <w:t xml:space="preserve"> </w:t>
+      </w:r>
+      <w:r>
+        <w:t xml:space="preserve">(Global Strategy Journal), tiếp tục phát triển hướng đi từ quốc tế hóa sang tiến hóa, đề xuất rằng mô hình Uppsala hiện đại nên được hiểu như khung phân tích tiến hóa năng lực doanh nghiệp đa quốc gia chứ không phải mô hình ra quyết định thâm nhập. Những bản cập nhật giai đoạn 2017–2020 này cho thấy Uppsala là một khung lý thuyết</w:t>
+      </w:r>
+      <w:r>
+        <w:t xml:space="preserve"> </w:t>
+      </w:r>
+      <w:r>
+        <w:rPr>
+          <w:iCs/>
+          <w:i/>
+        </w:rPr>
+        <w:t xml:space="preserve">đang tiến hóa</w:t>
+      </w:r>
+      <w:r>
+        <w:t xml:space="preserve"> </w:t>
+      </w:r>
+      <w:r>
+        <w:t xml:space="preserve">chứ không cố định ở năm 2009, và chính chúng tạo điểm tựa lý luận cho việc luận án mở rộng cơ chế học hỏi sang môi trường số.</w:t>
+      </w:r>
+    </w:p>
+    <w:p>
+      <w:pPr>
+        <w:pStyle w:val="BodyText"/>
+      </w:pPr>
+      <w:r>
+        <w:t xml:space="preserve">Mô hình Uppsala cổ điển lại được xây dựng trong bối cảnh tiền số, nên những năm gần đây đã chịu nhiều thách thức khi các doanh nghiệp sinh ra toàn cầu (born-global firms; Knight &amp; Cavusgil, 2004) và doanh nghiệp nền tảng (platform firms) quốc tế hóa nhanh, sớm và không theo trình tự tuần tự truyền thống (Stallkamp &amp; Schotter, 2021; Yang et al., 2025). Luận án này không bác bỏ Uppsala mà</w:t>
       </w:r>
       <w:r>
         <w:t xml:space="preserve"> </w:t>
@@ -1361,7 +1475,52 @@
         <w:t xml:space="preserve"> </w:t>
       </w:r>
       <w:r>
-        <w:t xml:space="preserve">nó như một tầng nền cho chi phí học hỏi và bất định; cơ chế học hỏi cũng được mở rộng để bao hàm cả việc học hỏi được tăng cường bằng dữ liệu (data-augmented learning) trong kỷ nguyên số (Banalieva &amp; Dhanaraj, 2019; Verhoef et al., 2021).</w:t>
+        <w:t xml:space="preserve">nó như một tầng nền cho chi phí học hỏi và bất định; cơ chế học hỏi cũng được mở rộng để bao hàm cả việc học hỏi được tăng cường bằng dữ liệu (data-augmented learning) trong kỷ nguyên số, một hướng phát triển nối tiếp lộ trình tiến hóa mà các tác giả Uppsala đã khởi xướng sau 2009 (Vahlne &amp; Johanson, 2017; Vahlne, 2020; Banalieva &amp; Dhanaraj, 2019; Verhoef et al., 2021). Đáng chú ý, Verbeke (2026) đã đẩy hướng cập nhật này tiến thêm một bước với</w:t>
+      </w:r>
+      <w:r>
+        <w:t xml:space="preserve"> </w:t>
+      </w:r>
+      <w:r>
+        <w:rPr>
+          <w:iCs/>
+          <w:i/>
+        </w:rPr>
+        <w:t xml:space="preserve">Lý thuyết Nội bộ hóa Mới (New Internalization Theory, NIT)</w:t>
+      </w:r>
+      <w:r>
+        <w:t xml:space="preserve">, bổ sung khái niệm</w:t>
+      </w:r>
+      <w:r>
+        <w:t xml:space="preserve"> </w:t>
+      </w:r>
+      <w:r>
+        <w:rPr>
+          <w:iCs/>
+          <w:i/>
+        </w:rPr>
+        <w:t xml:space="preserve">bounded reliability</w:t>
+      </w:r>
+      <w:r>
+        <w:t xml:space="preserve"> </w:t>
+      </w:r>
+      <w:r>
+        <w:t xml:space="preserve">và</w:t>
+      </w:r>
+      <w:r>
+        <w:t xml:space="preserve"> </w:t>
+      </w:r>
+      <w:r>
+        <w:rPr>
+          <w:iCs/>
+          <w:i/>
+        </w:rPr>
+        <w:t xml:space="preserve">Political License to Operate (PLO)</w:t>
+      </w:r>
+      <w:r>
+        <w:t xml:space="preserve"> </w:t>
+      </w:r>
+      <w:r>
+        <w:t xml:space="preserve">làm tham số cắt ngang định hình kiến trúc quản trị doanh nghiệp đa quốc gia trong môi trường thể chế phân mảnh đương đại.</w:t>
       </w:r>
     </w:p>
     <w:bookmarkEnd w:id="35"/>

--- a/dist/SUBMISSION_FINAL/Thesis_LuanAn/cd2_chuyen_de_2_mo_hinh_NC.docx
+++ b/dist/SUBMISSION_FINAL/Thesis_LuanAn/cd2_chuyen_de_2_mo_hinh_NC.docx
@@ -1718,7 +1718,7 @@
         <w:pStyle w:val="FirstParagraph"/>
       </w:pPr>
       <w:r>
-        <w:t xml:space="preserve">Đặt vào khung phân tầng đã giới thiệu ở §1, lớp năng lực số (§3) không đứng độc lập mà cung cấp ngôn ngữ vận hành cho lớp thứ ba, tức</w:t>
+        <w:t xml:space="preserve">Đặt vào khung phân tầng đã giới thiệu ở §2.1, lớp năng lực số (§3) không đứng độc lập mà cung cấp ngôn ngữ vận hành cho lớp thứ ba, tức</w:t>
       </w:r>
       <w:r>
         <w:t xml:space="preserve"> </w:t>
